--- a/Document/pacman project report.docx
+++ b/Document/pacman project report.docx
@@ -40,8 +40,6 @@
       <w:r>
         <w:rPr>
           <w:rFonts w:asciiTheme="majorBidi" w:hAnsiTheme="majorBidi" w:cstheme="majorBidi"/>
-          <w:sz w:val="20"/>
-          <w:szCs w:val="18"/>
         </w:rPr>
         <w:t>Roghaye</w:t>
       </w:r>
@@ -49,8 +47,6 @@
       <w:r>
         <w:rPr>
           <w:rFonts w:asciiTheme="majorBidi" w:hAnsiTheme="majorBidi" w:cstheme="majorBidi"/>
-          <w:sz w:val="20"/>
-          <w:szCs w:val="18"/>
         </w:rPr>
         <w:t xml:space="preserve"> </w:t>
       </w:r>
@@ -58,8 +54,6 @@
       <w:r>
         <w:rPr>
           <w:rFonts w:asciiTheme="majorBidi" w:hAnsiTheme="majorBidi" w:cstheme="majorBidi"/>
-          <w:sz w:val="20"/>
-          <w:szCs w:val="18"/>
         </w:rPr>
         <w:t>Saadabadi</w:t>
       </w:r>
@@ -67,27 +61,25 @@
     </w:p>
     <w:p>
       <w:pPr>
-        <w:rPr>
-          <w:rFonts w:ascii="Emulogic" w:hAnsi="Emulogic" w:hint="cs"/>
-          <w:sz w:val="20"/>
-          <w:szCs w:val="18"/>
-          <w:rtl/>
-          <w:lang w:bidi="fa-IR"/>
-        </w:rPr>
-      </w:pPr>
-      <w:r>
         <w:rPr>
           <w:rFonts w:ascii="Emulogic" w:hAnsi="Emulogic"/>
           <w:sz w:val="20"/>
           <w:szCs w:val="18"/>
+          <w:rtl/>
+          <w:lang w:bidi="fa-IR"/>
+        </w:rPr>
+      </w:pPr>
+      <w:r>
+        <w:rPr>
+          <w:rFonts w:ascii="Emulogic" w:hAnsi="Emulogic"/>
+          <w:sz w:val="20"/>
+          <w:szCs w:val="18"/>
         </w:rPr>
         <w:t xml:space="preserve">Student id: </w:t>
       </w:r>
       <w:r>
         <w:rPr>
           <w:rFonts w:asciiTheme="majorBidi" w:hAnsiTheme="majorBidi" w:cstheme="majorBidi"/>
-          <w:sz w:val="20"/>
-          <w:szCs w:val="18"/>
           <w:lang w:bidi="fa-IR"/>
         </w:rPr>
         <w:t>404463707</w:t>
@@ -103,6 +95,7 @@
       <w:r>
         <w:rPr>
           <w:rFonts w:ascii="Emulogic" w:hAnsi="Emulogic"/>
+          <w:noProof/>
           <w:lang w:bidi="fa-IR"/>
         </w:rPr>
         <w:drawing>
@@ -164,6 +157,7 @@
       <w:r>
         <w:rPr>
           <w:rFonts w:ascii="Emulogic" w:hAnsi="Emulogic"/>
+          <w:noProof/>
         </w:rPr>
         <w:drawing>
           <wp:anchor distT="0" distB="0" distL="114300" distR="114300" simplePos="0" relativeHeight="251658240" behindDoc="0" locked="0" layoutInCell="1" allowOverlap="1" wp14:anchorId="49694573" wp14:editId="2CB76D1E">
@@ -224,6 +218,7 @@
       <w:r>
         <w:rPr>
           <w:rFonts w:ascii="Emulogic" w:hAnsi="Emulogic"/>
+          <w:noProof/>
           <w:lang w:bidi="fa-IR"/>
         </w:rPr>
         <w:drawing>
@@ -314,7 +309,7 @@
           <w:right w:val="single" w:sz="12" w:space="4" w:color="auto"/>
         </w:pBdr>
         <w:rPr>
-          <w:lang w:bidi="fa-IR"/>
+          <w:lang w:val="en" w:bidi="fa-IR"/>
         </w:rPr>
       </w:pPr>
       <w:r>
@@ -335,6 +330,110 @@
         <w:pStyle w:val="Heading20"/>
       </w:pPr>
       <w:r>
+        <w:t>Requirement Analysis</w:t>
+      </w:r>
+    </w:p>
+    <w:p>
+      <w:pPr>
+        <w:pStyle w:val="NormalWeb"/>
+        <w:numPr>
+          <w:ilvl w:val="0"/>
+          <w:numId w:val="32"/>
+        </w:numPr>
+        <w:rPr>
+          <w:rFonts w:ascii="JetBrains Mono" w:hAnsi="JetBrains Mono" w:cs="JetBrains Mono"/>
+        </w:rPr>
+      </w:pPr>
+      <w:r>
+        <w:rPr>
+          <w:rFonts w:ascii="JetBrains Mono" w:hAnsi="JetBrains Mono" w:cs="JetBrains Mono"/>
+          <w:b/>
+          <w:bCs/>
+        </w:rPr>
+        <w:t>Functional Requirements:</w:t>
+      </w:r>
+      <w:r>
+        <w:rPr>
+          <w:rFonts w:ascii="JetBrains Mono" w:hAnsi="JetBrains Mono" w:cs="JetBrains Mono"/>
+        </w:rPr>
+        <w:t xml:space="preserve"> "Pac-Man must lose a life when colliding with a red ghost," </w:t>
+      </w:r>
+    </w:p>
+    <w:p>
+      <w:pPr>
+        <w:pStyle w:val="NormalWeb"/>
+        <w:numPr>
+          <w:ilvl w:val="0"/>
+          <w:numId w:val="32"/>
+        </w:numPr>
+        <w:rPr>
+          <w:rFonts w:ascii="JetBrains Mono" w:hAnsi="JetBrains Mono" w:cs="JetBrains Mono"/>
+        </w:rPr>
+      </w:pPr>
+      <w:r>
+        <w:rPr>
+          <w:rFonts w:ascii="JetBrains Mono" w:hAnsi="JetBrains Mono" w:cs="JetBrains Mono"/>
+        </w:rPr>
+        <w:t>The game must save the highest score to a text file</w:t>
+      </w:r>
+      <w:r>
+        <w:rPr>
+          <w:rFonts w:ascii="JetBrains Mono" w:hAnsi="JetBrains Mono" w:cs="JetBrains Mono"/>
+        </w:rPr>
+        <w:t>.</w:t>
+      </w:r>
+      <w:r>
+        <w:rPr>
+          <w:rFonts w:ascii="JetBrains Mono" w:hAnsi="JetBrains Mono" w:cs="JetBrains Mono"/>
+        </w:rPr>
+        <w:t xml:space="preserve"> </w:t>
+      </w:r>
+    </w:p>
+    <w:p>
+      <w:pPr>
+        <w:pStyle w:val="NormalWeb"/>
+        <w:numPr>
+          <w:ilvl w:val="0"/>
+          <w:numId w:val="32"/>
+        </w:numPr>
+        <w:rPr>
+          <w:rFonts w:ascii="JetBrains Mono" w:hAnsi="JetBrains Mono" w:cs="JetBrains Mono"/>
+        </w:rPr>
+      </w:pPr>
+      <w:r>
+        <w:rPr>
+          <w:rFonts w:ascii="JetBrains Mono" w:hAnsi="JetBrains Mono" w:cs="JetBrains Mono"/>
+        </w:rPr>
+        <w:t>The user can change the difficulty.</w:t>
+      </w:r>
+    </w:p>
+    <w:p>
+      <w:pPr>
+        <w:pStyle w:val="NormalWeb"/>
+        <w:numPr>
+          <w:ilvl w:val="0"/>
+          <w:numId w:val="32"/>
+        </w:numPr>
+        <w:rPr>
+          <w:rFonts w:ascii="JetBrains Mono" w:hAnsi="JetBrains Mono" w:cs="JetBrains Mono"/>
+        </w:rPr>
+      </w:pPr>
+      <w:r>
+        <w:rPr>
+          <w:rFonts w:ascii="JetBrains Mono" w:hAnsi="JetBrains Mono" w:cs="JetBrains Mono"/>
+        </w:rPr>
+        <w:t>GUI should be implemented in Swing</w:t>
+      </w:r>
+    </w:p>
+    <w:p>
+      <w:pPr>
+        <w:pStyle w:val="Heading20"/>
+      </w:pPr>
+      <w:r>
+        <w:rPr>
+          <w:noProof/>
+        </w:rPr>
+        <w:lastRenderedPageBreak/>
         <w:drawing>
           <wp:anchor distT="0" distB="0" distL="114300" distR="114300" simplePos="0" relativeHeight="251671552" behindDoc="0" locked="0" layoutInCell="1" allowOverlap="1" wp14:anchorId="4E622444" wp14:editId="2A3E92C9">
             <wp:simplePos x="0" y="0"/>
@@ -404,6 +503,7 @@
       <w:r>
         <w:rPr>
           <w:rFonts w:eastAsia="Times New Roman" w:cs="JetBrains Mono"/>
+          <w:noProof/>
           <w:color w:val="CF8E6D"/>
           <w:sz w:val="22"/>
         </w:rPr>
@@ -473,6 +573,7 @@
       <w:r>
         <w:rPr>
           <w:rFonts w:eastAsia="Times New Roman" w:cs="JetBrains Mono"/>
+          <w:noProof/>
           <w:color w:val="CF8E6D"/>
           <w:sz w:val="22"/>
         </w:rPr>
@@ -580,6 +681,7 @@
       <w:r>
         <w:rPr>
           <w:rFonts w:eastAsia="Times New Roman" w:cs="JetBrains Mono"/>
+          <w:noProof/>
           <w:color w:val="CF8E6D"/>
           <w:sz w:val="22"/>
           <w:lang w:bidi="fa-IR"/>
@@ -666,6 +768,7 @@
       <w:r>
         <w:rPr>
           <w:rFonts w:eastAsia="Times New Roman" w:cs="JetBrains Mono"/>
+          <w:noProof/>
           <w:color w:val="CF8E6D"/>
           <w:sz w:val="22"/>
           <w:lang w:bidi="fa-IR"/>
@@ -752,6 +855,7 @@
       <w:r>
         <w:rPr>
           <w:rFonts w:eastAsia="Times New Roman" w:cs="JetBrains Mono"/>
+          <w:noProof/>
           <w:color w:val="CF8E6D"/>
           <w:sz w:val="22"/>
           <w:lang w:bidi="fa-IR"/>
@@ -822,6 +926,7 @@
       <w:r>
         <w:rPr>
           <w:rFonts w:eastAsia="Times New Roman" w:cs="JetBrains Mono"/>
+          <w:noProof/>
           <w:color w:val="CF8E6D"/>
           <w:sz w:val="22"/>
           <w:lang w:bidi="fa-IR"/>
@@ -927,6 +1032,77 @@
     <w:p>
       <w:pPr>
         <w:spacing w:after="160" w:line="259" w:lineRule="auto"/>
+      </w:pPr>
+    </w:p>
+    <w:p>
+      <w:pPr>
+        <w:spacing w:after="160" w:line="259" w:lineRule="auto"/>
+      </w:pPr>
+      <w:r>
+        <w:rPr>
+          <w:noProof/>
+        </w:rPr>
+        <w:drawing>
+          <wp:inline distT="0" distB="0" distL="0" distR="0" wp14:anchorId="28E9582F" wp14:editId="3514C29E">
+            <wp:extent cx="5943600" cy="3987165"/>
+            <wp:effectExtent l="0" t="0" r="0" b="0"/>
+            <wp:docPr id="27" name="Picture 27"/>
+            <wp:cNvGraphicFramePr>
+              <a:graphicFrameLocks xmlns:a="http://schemas.openxmlformats.org/drawingml/2006/main" noChangeAspect="1"/>
+            </wp:cNvGraphicFramePr>
+            <a:graphic xmlns:a="http://schemas.openxmlformats.org/drawingml/2006/main">
+              <a:graphicData uri="http://schemas.openxmlformats.org/drawingml/2006/picture">
+                <pic:pic xmlns:pic="http://schemas.openxmlformats.org/drawingml/2006/picture">
+                  <pic:nvPicPr>
+                    <pic:cNvPr id="0" name="Picture 1"/>
+                    <pic:cNvPicPr>
+                      <a:picLocks noChangeAspect="1" noChangeArrowheads="1"/>
+                    </pic:cNvPicPr>
+                  </pic:nvPicPr>
+                  <pic:blipFill>
+                    <a:blip r:embed="rId10" cstate="print">
+                      <a:extLst>
+                        <a:ext uri="{28A0092B-C50C-407E-A947-70E740481C1C}">
+                          <a14:useLocalDpi xmlns:a14="http://schemas.microsoft.com/office/drawing/2010/main" val="0"/>
+                        </a:ext>
+                      </a:extLst>
+                    </a:blip>
+                    <a:srcRect/>
+                    <a:stretch>
+                      <a:fillRect/>
+                    </a:stretch>
+                  </pic:blipFill>
+                  <pic:spPr bwMode="auto">
+                    <a:xfrm>
+                      <a:off x="0" y="0"/>
+                      <a:ext cx="5943600" cy="3987165"/>
+                    </a:xfrm>
+                    <a:prstGeom prst="rect">
+                      <a:avLst/>
+                    </a:prstGeom>
+                    <a:noFill/>
+                    <a:ln>
+                      <a:noFill/>
+                    </a:ln>
+                  </pic:spPr>
+                </pic:pic>
+              </a:graphicData>
+            </a:graphic>
+          </wp:inline>
+        </w:drawing>
+      </w:r>
+    </w:p>
+    <w:p>
+      <w:pPr>
+        <w:pStyle w:val="Heading20"/>
+      </w:pPr>
+      <w:r>
+        <w:t>Sequence Diagram</w:t>
+      </w:r>
+    </w:p>
+    <w:p>
+      <w:pPr>
+        <w:spacing w:after="160" w:line="259" w:lineRule="auto"/>
         <w:rPr>
           <w:rFonts w:eastAsiaTheme="majorEastAsia" w:cs="Dana"/>
           <w:b/>
@@ -938,6 +1114,106 @@
         </w:rPr>
       </w:pPr>
       <w:r>
+        <w:rPr>
+          <w:lang w:bidi="fa-IR"/>
+        </w:rPr>
+        <w:t xml:space="preserve">UP arrow key is </w:t>
+      </w:r>
+      <w:proofErr w:type="spellStart"/>
+      <w:r>
+        <w:rPr>
+          <w:lang w:bidi="fa-IR"/>
+        </w:rPr>
+        <w:t>presswed</w:t>
+      </w:r>
+      <w:proofErr w:type="spellEnd"/>
+      <w:r>
+        <w:rPr>
+          <w:lang w:bidi="fa-IR"/>
+        </w:rPr>
+        <w:t xml:space="preserve"> -&gt;</w:t>
+      </w:r>
+      <w:r>
+        <w:rPr>
+          <w:lang w:bidi="fa-IR"/>
+        </w:rPr>
+        <w:t xml:space="preserve"> </w:t>
+      </w:r>
+      <w:r>
+        <w:rPr>
+          <w:lang w:bidi="fa-IR"/>
+        </w:rPr>
+        <w:t>Game</w:t>
+      </w:r>
+      <w:r>
+        <w:rPr>
+          <w:lang w:bidi="fa-IR"/>
+        </w:rPr>
+        <w:t xml:space="preserve"> detects key press </w:t>
+      </w:r>
+      <w:r>
+        <w:rPr>
+          <w:lang w:bidi="fa-IR"/>
+        </w:rPr>
+        <w:t xml:space="preserve">-&gt; </w:t>
+      </w:r>
+      <w:r>
+        <w:rPr>
+          <w:lang w:bidi="fa-IR"/>
+        </w:rPr>
+        <w:t xml:space="preserve">Controller updates Pacman direction in the Model </w:t>
+      </w:r>
+      <w:r>
+        <w:rPr>
+          <w:lang w:bidi="fa-IR"/>
+        </w:rPr>
+        <w:t>-&gt;</w:t>
+      </w:r>
+      <w:r>
+        <w:rPr>
+          <w:lang w:bidi="fa-IR"/>
+        </w:rPr>
+        <w:t xml:space="preserve"> Model validates the move against the Maze </w:t>
+      </w:r>
+      <w:r>
+        <w:rPr>
+          <w:lang w:bidi="fa-IR"/>
+        </w:rPr>
+        <w:t>-&gt;</w:t>
+      </w:r>
+      <w:r>
+        <w:rPr>
+          <w:lang w:bidi="fa-IR"/>
+        </w:rPr>
+        <w:t xml:space="preserve"> Controller tells </w:t>
+      </w:r>
+      <w:proofErr w:type="spellStart"/>
+      <w:r>
+        <w:rPr>
+          <w:lang w:bidi="fa-IR"/>
+        </w:rPr>
+        <w:t>GamePanel</w:t>
+      </w:r>
+      <w:proofErr w:type="spellEnd"/>
+      <w:r>
+        <w:rPr>
+          <w:lang w:bidi="fa-IR"/>
+        </w:rPr>
+        <w:t xml:space="preserve"> to repaint </w:t>
+      </w:r>
+      <w:r>
+        <w:rPr>
+          <w:lang w:bidi="fa-IR"/>
+        </w:rPr>
+        <w:t>-&gt;</w:t>
+      </w:r>
+      <w:r>
+        <w:rPr>
+          <w:lang w:bidi="fa-IR"/>
+        </w:rPr>
+        <w:t xml:space="preserve"> View updates the screen.</w:t>
+      </w:r>
+      <w:r>
         <w:br w:type="page"/>
       </w:r>
     </w:p>
@@ -959,6 +1235,7 @@
       </w:pPr>
       <w:r>
         <w:rPr>
+          <w:noProof/>
           <w:color w:val="FFFFFF" w:themeColor="background1"/>
           <w:lang w:bidi="fa-IR"/>
         </w:rPr>
@@ -986,7 +1263,7 @@
                     <pic:cNvPicPr/>
                   </pic:nvPicPr>
                   <pic:blipFill rotWithShape="1">
-                    <a:blip r:embed="rId10" cstate="print">
+                    <a:blip r:embed="rId11" cstate="print">
                       <a:extLst>
                         <a:ext uri="{28A0092B-C50C-407E-A947-70E740481C1C}">
                           <a14:useLocalDpi xmlns:a14="http://schemas.microsoft.com/office/drawing/2010/main" val="0"/>
@@ -1119,6 +1396,7 @@
       </w:pPr>
       <w:r>
         <w:rPr>
+          <w:noProof/>
           <w:lang w:bidi="fa-IR"/>
         </w:rPr>
         <w:drawing>
@@ -1145,7 +1423,7 @@
                     <pic:cNvPicPr/>
                   </pic:nvPicPr>
                   <pic:blipFill>
-                    <a:blip r:embed="rId11">
+                    <a:blip r:embed="rId12">
                       <a:extLst>
                         <a:ext uri="{28A0092B-C50C-407E-A947-70E740481C1C}">
                           <a14:useLocalDpi xmlns:a14="http://schemas.microsoft.com/office/drawing/2010/main" val="0"/>
@@ -1571,6 +1849,7 @@
       <w:r>
         <w:rPr>
           <w:rFonts w:ascii="Emulogic" w:hAnsi="Emulogic"/>
+          <w:noProof/>
           <w:lang w:bidi="fa-IR"/>
         </w:rPr>
         <w:drawing>
@@ -1720,6 +1999,7 @@
       </w:pPr>
       <w:r>
         <w:rPr>
+          <w:noProof/>
           <w:lang w:bidi="fa-IR"/>
         </w:rPr>
         <w:lastRenderedPageBreak/>
@@ -1747,7 +2027,7 @@
                     <pic:cNvPicPr/>
                   </pic:nvPicPr>
                   <pic:blipFill>
-                    <a:blip r:embed="rId11">
+                    <a:blip r:embed="rId12">
                       <a:extLst>
                         <a:ext uri="{28A0092B-C50C-407E-A947-70E740481C1C}">
                           <a14:useLocalDpi xmlns:a14="http://schemas.microsoft.com/office/drawing/2010/main" val="0"/>
@@ -1925,7 +2205,7 @@
                           </pic:cNvPicPr>
                         </pic:nvPicPr>
                         <pic:blipFill>
-                          <a:blip r:embed="rId12">
+                          <a:blip r:embed="rId13">
                             <a:extLst>
                               <a:ext uri="{28A0092B-C50C-407E-A947-70E740481C1C}">
                                 <a14:useLocalDpi xmlns:a14="http://schemas.microsoft.com/office/drawing/2010/main" val="0"/>
@@ -1954,7 +2234,7 @@
                           </pic:cNvPicPr>
                         </pic:nvPicPr>
                         <pic:blipFill>
-                          <a:blip r:embed="rId13">
+                          <a:blip r:embed="rId14">
                             <a:extLst>
                               <a:ext uri="{28A0092B-C50C-407E-A947-70E740481C1C}">
                                 <a14:useLocalDpi xmlns:a14="http://schemas.microsoft.com/office/drawing/2010/main" val="0"/>
@@ -2004,10 +2284,10 @@
                   <o:lock v:ext="edit" aspectratio="t"/>
                 </v:shapetype>
                 <v:shape id="Picture 15" o:spid="_x0000_s1027" type="#_x0000_t75" style="position:absolute;width:35382;height:4679;visibility:visible;mso-wrap-style:square" o:gfxdata="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">
-                  <v:imagedata r:id="rId14" o:title=""/>
+                  <v:imagedata r:id="rId15" o:title=""/>
                 </v:shape>
                 <v:shape id="Picture 16" o:spid="_x0000_s1028" type="#_x0000_t75" style="position:absolute;top:3476;width:35382;height:3073;visibility:visible;mso-wrap-style:square" o:gfxdata="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">
-                  <v:imagedata r:id="rId15" o:title=""/>
+                  <v:imagedata r:id="rId16" o:title=""/>
                 </v:shape>
                 <w10:wrap type="square"/>
               </v:group>
@@ -2196,7 +2476,6 @@
         <w:t>(</w:t>
       </w:r>
       <w:proofErr w:type="spellStart"/>
-      <w:proofErr w:type="gramStart"/>
       <w:r>
         <w:rPr>
           <w:rFonts w:eastAsia="Times New Roman" w:cs="JetBrains Mono"/>
@@ -2207,7 +2486,6 @@
         <w:t>maze.isValidMove</w:t>
       </w:r>
       <w:proofErr w:type="spellEnd"/>
-      <w:proofErr w:type="gramEnd"/>
       <w:r>
         <w:rPr>
           <w:rFonts w:eastAsia="Times New Roman" w:cs="JetBrains Mono"/>
@@ -2642,27 +2920,7 @@
           <w:sz w:val="18"/>
           <w:szCs w:val="18"/>
         </w:rPr>
-        <w:t xml:space="preserve">(Pellet </w:t>
-      </w:r>
-      <w:proofErr w:type="gramStart"/>
-      <w:r>
-        <w:rPr>
-          <w:rFonts w:eastAsia="Times New Roman" w:cs="JetBrains Mono"/>
-          <w:color w:val="BCBEC4"/>
-          <w:sz w:val="18"/>
-          <w:szCs w:val="18"/>
-        </w:rPr>
-        <w:t>p :</w:t>
-      </w:r>
-      <w:proofErr w:type="gramEnd"/>
-      <w:r>
-        <w:rPr>
-          <w:rFonts w:eastAsia="Times New Roman" w:cs="JetBrains Mono"/>
-          <w:color w:val="BCBEC4"/>
-          <w:sz w:val="18"/>
-          <w:szCs w:val="18"/>
-        </w:rPr>
-        <w:t xml:space="preserve"> </w:t>
+        <w:t xml:space="preserve">(Pellet p : </w:t>
       </w:r>
       <w:proofErr w:type="spellStart"/>
       <w:r>
@@ -3035,6 +3293,7 @@
       <w:r>
         <w:rPr>
           <w:rFonts w:eastAsia="Times New Roman" w:cs="JetBrains Mono"/>
+          <w:noProof/>
           <w:color w:val="CF8E6D"/>
           <w:sz w:val="22"/>
         </w:rPr>
@@ -3062,7 +3321,7 @@
                     <pic:cNvPicPr/>
                   </pic:nvPicPr>
                   <pic:blipFill>
-                    <a:blip r:embed="rId16">
+                    <a:blip r:embed="rId17">
                       <a:extLst>
                         <a:ext uri="{28A0092B-C50C-407E-A947-70E740481C1C}">
                           <a14:useLocalDpi xmlns:a14="http://schemas.microsoft.com/office/drawing/2010/main" val="0"/>
@@ -3192,7 +3451,6 @@
         <w:t>(</w:t>
       </w:r>
       <w:proofErr w:type="spellStart"/>
-      <w:proofErr w:type="gramStart"/>
       <w:r>
         <w:rPr>
           <w:rFonts w:eastAsia="Times New Roman" w:cs="JetBrains Mono"/>
@@ -3212,7 +3470,6 @@
         <w:t>.getPellets</w:t>
       </w:r>
       <w:proofErr w:type="spellEnd"/>
-      <w:proofErr w:type="gramEnd"/>
       <w:r>
         <w:rPr>
           <w:rFonts w:eastAsia="Times New Roman" w:cs="JetBrains Mono"/>
@@ -3628,7 +3885,6 @@
     <w:p>
       <w:pPr>
         <w:rPr>
-          <w:rFonts w:hint="cs"/>
           <w:rtl/>
           <w:lang w:bidi="fa-IR"/>
         </w:rPr>
@@ -3636,6 +3892,7 @@
       <w:r>
         <w:rPr>
           <w:rFonts w:ascii="Emulogic" w:hAnsi="Emulogic"/>
+          <w:noProof/>
         </w:rPr>
         <w:drawing>
           <wp:anchor distT="0" distB="0" distL="114300" distR="114300" simplePos="0" relativeHeight="251687936" behindDoc="0" locked="0" layoutInCell="1" allowOverlap="1" wp14:anchorId="1D1D25D1" wp14:editId="7DA13B54">
@@ -3695,6 +3952,7 @@
       </w:r>
       <w:r>
         <w:rPr>
+          <w:noProof/>
           <w:lang w:bidi="fa-IR"/>
         </w:rPr>
         <w:drawing>
@@ -3721,7 +3979,7 @@
                     <pic:cNvPicPr/>
                   </pic:nvPicPr>
                   <pic:blipFill>
-                    <a:blip r:embed="rId17">
+                    <a:blip r:embed="rId18">
                       <a:extLst>
                         <a:ext uri="{28A0092B-C50C-407E-A947-70E740481C1C}">
                           <a14:useLocalDpi xmlns:a14="http://schemas.microsoft.com/office/drawing/2010/main" val="0"/>
@@ -3769,39 +4027,34 @@
     <w:p>
       <w:pPr>
         <w:rPr>
-          <w:rFonts w:hint="cs"/>
-          <w:lang w:bidi="fa-IR"/>
-        </w:rPr>
-      </w:pPr>
-    </w:p>
-    <w:p>
-      <w:pPr>
-        <w:rPr>
-          <w:rFonts w:hint="cs"/>
-          <w:lang w:bidi="fa-IR"/>
-        </w:rPr>
-      </w:pPr>
-    </w:p>
-    <w:p>
-      <w:pPr>
-        <w:rPr>
-          <w:rFonts w:hint="cs"/>
-          <w:lang w:bidi="fa-IR"/>
-        </w:rPr>
-      </w:pPr>
-    </w:p>
-    <w:p>
-      <w:pPr>
-        <w:rPr>
-          <w:rFonts w:hint="cs"/>
-          <w:lang w:bidi="fa-IR"/>
-        </w:rPr>
-      </w:pPr>
-    </w:p>
-    <w:p>
-      <w:pPr>
-        <w:rPr>
-          <w:rFonts w:hint="cs"/>
+          <w:lang w:bidi="fa-IR"/>
+        </w:rPr>
+      </w:pPr>
+    </w:p>
+    <w:p>
+      <w:pPr>
+        <w:rPr>
+          <w:lang w:bidi="fa-IR"/>
+        </w:rPr>
+      </w:pPr>
+    </w:p>
+    <w:p>
+      <w:pPr>
+        <w:rPr>
+          <w:lang w:bidi="fa-IR"/>
+        </w:rPr>
+      </w:pPr>
+    </w:p>
+    <w:p>
+      <w:pPr>
+        <w:rPr>
+          <w:lang w:bidi="fa-IR"/>
+        </w:rPr>
+      </w:pPr>
+    </w:p>
+    <w:p>
+      <w:pPr>
+        <w:rPr>
           <w:rtl/>
           <w:lang w:bidi="fa-IR"/>
         </w:rPr>
@@ -3809,6 +4062,7 @@
       <w:r>
         <w:rPr>
           <w:rFonts w:ascii="Emulogic" w:hAnsi="Emulogic"/>
+          <w:noProof/>
           <w:lang w:bidi="fa-IR"/>
         </w:rPr>
         <w:drawing>
@@ -3871,15 +4125,13 @@
     <w:p>
       <w:pPr>
         <w:rPr>
-          <w:rFonts w:hint="cs"/>
-          <w:lang w:bidi="fa-IR"/>
-        </w:rPr>
-      </w:pPr>
-    </w:p>
-    <w:p>
-      <w:pPr>
-        <w:rPr>
-          <w:rFonts w:hint="cs"/>
+          <w:lang w:bidi="fa-IR"/>
+        </w:rPr>
+      </w:pPr>
+    </w:p>
+    <w:p>
+      <w:pPr>
+        <w:rPr>
           <w:lang w:bidi="fa-IR"/>
         </w:rPr>
       </w:pPr>
@@ -4136,6 +4388,9 @@
         <w:pStyle w:val="Heading20"/>
       </w:pPr>
       <w:r>
+        <w:rPr>
+          <w:noProof/>
+        </w:rPr>
         <w:drawing>
           <wp:anchor distT="0" distB="0" distL="114300" distR="114300" simplePos="0" relativeHeight="251691008" behindDoc="0" locked="0" layoutInCell="1" allowOverlap="1" wp14:anchorId="5B078917" wp14:editId="295A53FE">
             <wp:simplePos x="0" y="0"/>
@@ -4160,7 +4415,7 @@
                     <pic:cNvPicPr/>
                   </pic:nvPicPr>
                   <pic:blipFill>
-                    <a:blip r:embed="rId18" cstate="print">
+                    <a:blip r:embed="rId19" cstate="print">
                       <a:extLst>
                         <a:ext uri="{28A0092B-C50C-407E-A947-70E740481C1C}">
                           <a14:useLocalDpi xmlns:a14="http://schemas.microsoft.com/office/drawing/2010/main" val="0"/>
@@ -4215,7 +4470,7 @@
           <w:lang w:bidi="fa-IR"/>
         </w:rPr>
       </w:pPr>
-      <w:hyperlink r:id="rId19" w:history="1">
+      <w:hyperlink r:id="rId20" w:history="1">
         <w:r>
           <w:rPr>
             <w:rStyle w:val="Hyperlink"/>
@@ -4306,6 +4561,7 @@
       </w:pPr>
       <w:r>
         <w:rPr>
+          <w:noProof/>
           <w:lang w:bidi="fa-IR"/>
         </w:rPr>
         <w:drawing>
@@ -4332,7 +4588,7 @@
                     <pic:cNvPicPr/>
                   </pic:nvPicPr>
                   <pic:blipFill>
-                    <a:blip r:embed="rId20">
+                    <a:blip r:embed="rId21">
                       <a:extLst>
                         <a:ext uri="{28A0092B-C50C-407E-A947-70E740481C1C}">
                           <a14:useLocalDpi xmlns:a14="http://schemas.microsoft.com/office/drawing/2010/main" val="0"/>
@@ -4368,7 +4624,6 @@
         <w:t xml:space="preserve">private void </w:t>
       </w:r>
       <w:proofErr w:type="spellStart"/>
-      <w:proofErr w:type="gramStart"/>
       <w:r>
         <w:rPr>
           <w:rFonts w:eastAsia="Times New Roman" w:cs="JetBrains Mono"/>
@@ -4386,17 +4641,7 @@
           <w:sz w:val="18"/>
           <w:szCs w:val="18"/>
         </w:rPr>
-        <w:t>(</w:t>
-      </w:r>
-      <w:proofErr w:type="gramEnd"/>
-      <w:r>
-        <w:rPr>
-          <w:rFonts w:eastAsia="Times New Roman" w:cs="JetBrains Mono"/>
-          <w:color w:val="BCBEC4"/>
-          <w:sz w:val="18"/>
-          <w:szCs w:val="18"/>
-        </w:rPr>
-        <w:t>) {</w:t>
+        <w:t>() {</w:t>
       </w:r>
       <w:r>
         <w:rPr>
@@ -4918,6 +5163,7 @@
       </w:pPr>
       <w:r>
         <w:rPr>
+          <w:noProof/>
           <w:lang w:bidi="fa-IR"/>
         </w:rPr>
         <w:drawing>
@@ -4944,7 +5190,7 @@
                     <pic:cNvPicPr/>
                   </pic:nvPicPr>
                   <pic:blipFill>
-                    <a:blip r:embed="rId21">
+                    <a:blip r:embed="rId22">
                       <a:extLst>
                         <a:ext uri="{28A0092B-C50C-407E-A947-70E740481C1C}">
                           <a14:useLocalDpi xmlns:a14="http://schemas.microsoft.com/office/drawing/2010/main" val="0"/>
@@ -4978,6 +5224,7 @@
       </w:r>
       <w:r>
         <w:rPr>
+          <w:noProof/>
           <w:lang w:bidi="fa-IR"/>
         </w:rPr>
         <w:drawing>
@@ -5004,7 +5251,7 @@
                     <pic:cNvPicPr/>
                   </pic:nvPicPr>
                   <pic:blipFill>
-                    <a:blip r:embed="rId22">
+                    <a:blip r:embed="rId23">
                       <a:extLst>
                         <a:ext uri="{28A0092B-C50C-407E-A947-70E740481C1C}">
                           <a14:useLocalDpi xmlns:a14="http://schemas.microsoft.com/office/drawing/2010/main" val="0"/>
@@ -5335,15 +5582,7 @@
           <w:color w:val="CF8E6D"/>
           <w:sz w:val="22"/>
         </w:rPr>
-        <w:t>Red Ghost</w:t>
-      </w:r>
-      <w:r>
-        <w:rPr>
-          <w:rFonts w:eastAsia="Times New Roman" w:cs="JetBrains Mono"/>
-          <w:color w:val="CF8E6D"/>
-          <w:sz w:val="22"/>
-        </w:rPr>
-        <w:t xml:space="preserve"> (Blinky)</w:t>
+        <w:t>Red Ghost (Blinky)</w:t>
       </w:r>
     </w:p>
     <w:p>
@@ -5606,6 +5845,7 @@
       </w:pPr>
       <w:r>
         <w:rPr>
+          <w:noProof/>
           <w:lang w:bidi="fa-IR"/>
         </w:rPr>
         <w:drawing>
@@ -5624,7 +5864,7 @@
                     <pic:cNvPicPr/>
                   </pic:nvPicPr>
                   <pic:blipFill>
-                    <a:blip r:embed="rId23"/>
+                    <a:blip r:embed="rId24"/>
                     <a:stretch>
                       <a:fillRect/>
                     </a:stretch>
@@ -5656,11 +5896,79 @@
       <w:pPr>
         <w:pStyle w:val="Heading30"/>
         <w:rPr>
-          <w:rFonts w:hint="cs"/>
+          <w:lang w:bidi="fa-IR"/>
+        </w:rPr>
+      </w:pPr>
+      <w:r>
+        <w:rPr>
+          <w:lang w:bidi="fa-IR"/>
+        </w:rPr>
+        <w:t>AI Usage</w:t>
+      </w:r>
+    </w:p>
+    <w:p>
+      <w:pPr>
+        <w:rPr>
+          <w:lang w:bidi="fa-IR"/>
+        </w:rPr>
+      </w:pPr>
+      <w:r>
+        <w:rPr>
+          <w:lang w:bidi="fa-IR"/>
+        </w:rPr>
+        <w:t>I’ve mainly used IDE’s code completion rather than giving prompt to ai for whole implementation.</w:t>
+      </w:r>
+    </w:p>
+    <w:p>
+      <w:pPr>
+        <w:rPr>
+          <w:lang w:bidi="fa-IR"/>
+        </w:rPr>
+      </w:pPr>
+      <w:r>
+        <w:rPr>
+          <w:lang w:bidi="fa-IR"/>
+        </w:rPr>
+        <w:t>Ai helped me on choosing tools for GUI (specially how to render walls better than default dark blue blocks</w:t>
+      </w:r>
+      <w:r>
+        <w:rPr>
+          <w:lang w:bidi="fa-IR"/>
+        </w:rPr>
+        <w:t xml:space="preserve"> based on their neighbors</w:t>
+      </w:r>
+      <w:r>
+        <w:rPr>
+          <w:lang w:bidi="fa-IR"/>
+        </w:rPr>
+        <w:t>)</w:t>
+      </w:r>
+    </w:p>
+    <w:p>
+      <w:pPr>
+        <w:rPr>
           <w:rtl/>
           <w:lang w:bidi="fa-IR"/>
         </w:rPr>
       </w:pPr>
+      <w:r>
+        <w:rPr>
+          <w:lang w:bidi="fa-IR"/>
+        </w:rPr>
+        <w:t xml:space="preserve">rest of the code like A* implementation or etc. are implemented using </w:t>
+      </w:r>
+      <w:r>
+        <w:rPr>
+          <w:lang w:bidi="fa-IR"/>
+        </w:rPr>
+        <w:t xml:space="preserve">help of </w:t>
+      </w:r>
+      <w:r>
+        <w:rPr>
+          <w:lang w:bidi="fa-IR"/>
+        </w:rPr>
+        <w:t>AI but there is no line of code in the project that was blindly copy pasted and anything that exists in the project is intentional</w:t>
+      </w:r>
     </w:p>
     <w:sectPr>
       <w:pgSz w:w="12240" w:h="15840"/>
@@ -6293,6 +6601,155 @@
     </w:lvl>
   </w:abstractNum>
   <w:abstractNum w:abstractNumId="7" w15:restartNumberingAfterBreak="0">
+    <w:nsid w:val="4CEA661C"/>
+    <w:multiLevelType w:val="multilevel"/>
+    <w:tmpl w:val="38848474"/>
+    <w:lvl w:ilvl="0">
+      <w:start w:val="1"/>
+      <w:numFmt w:val="bullet"/>
+      <w:lvlText w:val=""/>
+      <w:lvlJc w:val="left"/>
+      <w:pPr>
+        <w:tabs>
+          <w:tab w:val="num" w:pos="720"/>
+        </w:tabs>
+        <w:ind w:left="720" w:hanging="360"/>
+      </w:pPr>
+      <w:rPr>
+        <w:rFonts w:ascii="Symbol" w:hAnsi="Symbol" w:hint="default"/>
+        <w:sz w:val="20"/>
+      </w:rPr>
+    </w:lvl>
+    <w:lvl w:ilvl="1" w:tentative="1">
+      <w:start w:val="1"/>
+      <w:numFmt w:val="bullet"/>
+      <w:lvlText w:val="o"/>
+      <w:lvlJc w:val="left"/>
+      <w:pPr>
+        <w:tabs>
+          <w:tab w:val="num" w:pos="1440"/>
+        </w:tabs>
+        <w:ind w:left="1440" w:hanging="360"/>
+      </w:pPr>
+      <w:rPr>
+        <w:rFonts w:ascii="Courier New" w:hAnsi="Courier New" w:hint="default"/>
+        <w:sz w:val="20"/>
+      </w:rPr>
+    </w:lvl>
+    <w:lvl w:ilvl="2" w:tentative="1">
+      <w:start w:val="1"/>
+      <w:numFmt w:val="bullet"/>
+      <w:lvlText w:val=""/>
+      <w:lvlJc w:val="left"/>
+      <w:pPr>
+        <w:tabs>
+          <w:tab w:val="num" w:pos="2160"/>
+        </w:tabs>
+        <w:ind w:left="2160" w:hanging="360"/>
+      </w:pPr>
+      <w:rPr>
+        <w:rFonts w:ascii="Wingdings" w:hAnsi="Wingdings" w:hint="default"/>
+        <w:sz w:val="20"/>
+      </w:rPr>
+    </w:lvl>
+    <w:lvl w:ilvl="3" w:tentative="1">
+      <w:start w:val="1"/>
+      <w:numFmt w:val="bullet"/>
+      <w:lvlText w:val=""/>
+      <w:lvlJc w:val="left"/>
+      <w:pPr>
+        <w:tabs>
+          <w:tab w:val="num" w:pos="2880"/>
+        </w:tabs>
+        <w:ind w:left="2880" w:hanging="360"/>
+      </w:pPr>
+      <w:rPr>
+        <w:rFonts w:ascii="Wingdings" w:hAnsi="Wingdings" w:hint="default"/>
+        <w:sz w:val="20"/>
+      </w:rPr>
+    </w:lvl>
+    <w:lvl w:ilvl="4" w:tentative="1">
+      <w:start w:val="1"/>
+      <w:numFmt w:val="bullet"/>
+      <w:lvlText w:val=""/>
+      <w:lvlJc w:val="left"/>
+      <w:pPr>
+        <w:tabs>
+          <w:tab w:val="num" w:pos="3600"/>
+        </w:tabs>
+        <w:ind w:left="3600" w:hanging="360"/>
+      </w:pPr>
+      <w:rPr>
+        <w:rFonts w:ascii="Wingdings" w:hAnsi="Wingdings" w:hint="default"/>
+        <w:sz w:val="20"/>
+      </w:rPr>
+    </w:lvl>
+    <w:lvl w:ilvl="5" w:tentative="1">
+      <w:start w:val="1"/>
+      <w:numFmt w:val="bullet"/>
+      <w:lvlText w:val=""/>
+      <w:lvlJc w:val="left"/>
+      <w:pPr>
+        <w:tabs>
+          <w:tab w:val="num" w:pos="4320"/>
+        </w:tabs>
+        <w:ind w:left="4320" w:hanging="360"/>
+      </w:pPr>
+      <w:rPr>
+        <w:rFonts w:ascii="Wingdings" w:hAnsi="Wingdings" w:hint="default"/>
+        <w:sz w:val="20"/>
+      </w:rPr>
+    </w:lvl>
+    <w:lvl w:ilvl="6" w:tentative="1">
+      <w:start w:val="1"/>
+      <w:numFmt w:val="bullet"/>
+      <w:lvlText w:val=""/>
+      <w:lvlJc w:val="left"/>
+      <w:pPr>
+        <w:tabs>
+          <w:tab w:val="num" w:pos="5040"/>
+        </w:tabs>
+        <w:ind w:left="5040" w:hanging="360"/>
+      </w:pPr>
+      <w:rPr>
+        <w:rFonts w:ascii="Wingdings" w:hAnsi="Wingdings" w:hint="default"/>
+        <w:sz w:val="20"/>
+      </w:rPr>
+    </w:lvl>
+    <w:lvl w:ilvl="7" w:tentative="1">
+      <w:start w:val="1"/>
+      <w:numFmt w:val="bullet"/>
+      <w:lvlText w:val=""/>
+      <w:lvlJc w:val="left"/>
+      <w:pPr>
+        <w:tabs>
+          <w:tab w:val="num" w:pos="5760"/>
+        </w:tabs>
+        <w:ind w:left="5760" w:hanging="360"/>
+      </w:pPr>
+      <w:rPr>
+        <w:rFonts w:ascii="Wingdings" w:hAnsi="Wingdings" w:hint="default"/>
+        <w:sz w:val="20"/>
+      </w:rPr>
+    </w:lvl>
+    <w:lvl w:ilvl="8" w:tentative="1">
+      <w:start w:val="1"/>
+      <w:numFmt w:val="bullet"/>
+      <w:lvlText w:val=""/>
+      <w:lvlJc w:val="left"/>
+      <w:pPr>
+        <w:tabs>
+          <w:tab w:val="num" w:pos="6480"/>
+        </w:tabs>
+        <w:ind w:left="6480" w:hanging="360"/>
+      </w:pPr>
+      <w:rPr>
+        <w:rFonts w:ascii="Wingdings" w:hAnsi="Wingdings" w:hint="default"/>
+        <w:sz w:val="20"/>
+      </w:rPr>
+    </w:lvl>
+  </w:abstractNum>
+  <w:abstractNum w:abstractNumId="8" w15:restartNumberingAfterBreak="0">
     <w:nsid w:val="5E4C5A0D"/>
     <w:multiLevelType w:val="multilevel"/>
     <w:tmpl w:val="C334330A"/>
@@ -6405,7 +6862,119 @@
       </w:pPr>
     </w:lvl>
   </w:abstractNum>
-  <w:abstractNum w:abstractNumId="8" w15:restartNumberingAfterBreak="0">
+  <w:abstractNum w:abstractNumId="9" w15:restartNumberingAfterBreak="0">
+    <w:nsid w:val="626D2F1F"/>
+    <w:multiLevelType w:val="hybridMultilevel"/>
+    <w:tmpl w:val="722EBB24"/>
+    <w:lvl w:ilvl="0" w:tplc="64AA6970">
+      <w:numFmt w:val="bullet"/>
+      <w:lvlText w:val="-"/>
+      <w:lvlJc w:val="left"/>
+      <w:pPr>
+        <w:ind w:left="720" w:hanging="360"/>
+      </w:pPr>
+      <w:rPr>
+        <w:rFonts w:ascii="Emulogic" w:eastAsia="Tahoma" w:hAnsi="Emulogic" w:cs="Dana" w:hint="default"/>
+      </w:rPr>
+    </w:lvl>
+    <w:lvl w:ilvl="1" w:tplc="04090003" w:tentative="1">
+      <w:start w:val="1"/>
+      <w:numFmt w:val="bullet"/>
+      <w:lvlText w:val="o"/>
+      <w:lvlJc w:val="left"/>
+      <w:pPr>
+        <w:ind w:left="1440" w:hanging="360"/>
+      </w:pPr>
+      <w:rPr>
+        <w:rFonts w:ascii="Courier New" w:hAnsi="Courier New" w:cs="Courier New" w:hint="default"/>
+      </w:rPr>
+    </w:lvl>
+    <w:lvl w:ilvl="2" w:tplc="04090005" w:tentative="1">
+      <w:start w:val="1"/>
+      <w:numFmt w:val="bullet"/>
+      <w:lvlText w:val=""/>
+      <w:lvlJc w:val="left"/>
+      <w:pPr>
+        <w:ind w:left="2160" w:hanging="360"/>
+      </w:pPr>
+      <w:rPr>
+        <w:rFonts w:ascii="Wingdings" w:hAnsi="Wingdings" w:hint="default"/>
+      </w:rPr>
+    </w:lvl>
+    <w:lvl w:ilvl="3" w:tplc="04090001" w:tentative="1">
+      <w:start w:val="1"/>
+      <w:numFmt w:val="bullet"/>
+      <w:lvlText w:val=""/>
+      <w:lvlJc w:val="left"/>
+      <w:pPr>
+        <w:ind w:left="2880" w:hanging="360"/>
+      </w:pPr>
+      <w:rPr>
+        <w:rFonts w:ascii="Symbol" w:hAnsi="Symbol" w:hint="default"/>
+      </w:rPr>
+    </w:lvl>
+    <w:lvl w:ilvl="4" w:tplc="04090003" w:tentative="1">
+      <w:start w:val="1"/>
+      <w:numFmt w:val="bullet"/>
+      <w:lvlText w:val="o"/>
+      <w:lvlJc w:val="left"/>
+      <w:pPr>
+        <w:ind w:left="3600" w:hanging="360"/>
+      </w:pPr>
+      <w:rPr>
+        <w:rFonts w:ascii="Courier New" w:hAnsi="Courier New" w:cs="Courier New" w:hint="default"/>
+      </w:rPr>
+    </w:lvl>
+    <w:lvl w:ilvl="5" w:tplc="04090005" w:tentative="1">
+      <w:start w:val="1"/>
+      <w:numFmt w:val="bullet"/>
+      <w:lvlText w:val=""/>
+      <w:lvlJc w:val="left"/>
+      <w:pPr>
+        <w:ind w:left="4320" w:hanging="360"/>
+      </w:pPr>
+      <w:rPr>
+        <w:rFonts w:ascii="Wingdings" w:hAnsi="Wingdings" w:hint="default"/>
+      </w:rPr>
+    </w:lvl>
+    <w:lvl w:ilvl="6" w:tplc="04090001" w:tentative="1">
+      <w:start w:val="1"/>
+      <w:numFmt w:val="bullet"/>
+      <w:lvlText w:val=""/>
+      <w:lvlJc w:val="left"/>
+      <w:pPr>
+        <w:ind w:left="5040" w:hanging="360"/>
+      </w:pPr>
+      <w:rPr>
+        <w:rFonts w:ascii="Symbol" w:hAnsi="Symbol" w:hint="default"/>
+      </w:rPr>
+    </w:lvl>
+    <w:lvl w:ilvl="7" w:tplc="04090003" w:tentative="1">
+      <w:start w:val="1"/>
+      <w:numFmt w:val="bullet"/>
+      <w:lvlText w:val="o"/>
+      <w:lvlJc w:val="left"/>
+      <w:pPr>
+        <w:ind w:left="5760" w:hanging="360"/>
+      </w:pPr>
+      <w:rPr>
+        <w:rFonts w:ascii="Courier New" w:hAnsi="Courier New" w:cs="Courier New" w:hint="default"/>
+      </w:rPr>
+    </w:lvl>
+    <w:lvl w:ilvl="8" w:tplc="04090005" w:tentative="1">
+      <w:start w:val="1"/>
+      <w:numFmt w:val="bullet"/>
+      <w:lvlText w:val=""/>
+      <w:lvlJc w:val="left"/>
+      <w:pPr>
+        <w:ind w:left="6480" w:hanging="360"/>
+      </w:pPr>
+      <w:rPr>
+        <w:rFonts w:ascii="Wingdings" w:hAnsi="Wingdings" w:hint="default"/>
+      </w:rPr>
+    </w:lvl>
+  </w:abstractNum>
+  <w:abstractNum w:abstractNumId="10" w15:restartNumberingAfterBreak="0">
     <w:nsid w:val="74953C8E"/>
     <w:multiLevelType w:val="multilevel"/>
     <w:tmpl w:val="933A8F34"/>
@@ -6532,7 +7101,7 @@
     <w:abstractNumId w:val="1"/>
   </w:num>
   <w:num w:numId="5" w16cid:durableId="1198197843">
-    <w:abstractNumId w:val="7"/>
+    <w:abstractNumId w:val="8"/>
   </w:num>
   <w:num w:numId="6" w16cid:durableId="2140608343">
     <w:abstractNumId w:val="3"/>
@@ -6571,37 +7140,37 @@
     <w:abstractNumId w:val="6"/>
   </w:num>
   <w:num w:numId="18" w16cid:durableId="138697602">
-    <w:abstractNumId w:val="8"/>
+    <w:abstractNumId w:val="10"/>
   </w:num>
   <w:num w:numId="19" w16cid:durableId="1418792168">
-    <w:abstractNumId w:val="8"/>
+    <w:abstractNumId w:val="10"/>
   </w:num>
   <w:num w:numId="20" w16cid:durableId="960455237">
-    <w:abstractNumId w:val="8"/>
+    <w:abstractNumId w:val="10"/>
   </w:num>
   <w:num w:numId="21" w16cid:durableId="597517998">
-    <w:abstractNumId w:val="8"/>
+    <w:abstractNumId w:val="10"/>
   </w:num>
   <w:num w:numId="22" w16cid:durableId="1720668211">
-    <w:abstractNumId w:val="8"/>
+    <w:abstractNumId w:val="10"/>
   </w:num>
   <w:num w:numId="23" w16cid:durableId="157699695">
-    <w:abstractNumId w:val="8"/>
+    <w:abstractNumId w:val="10"/>
   </w:num>
   <w:num w:numId="24" w16cid:durableId="1514149081">
-    <w:abstractNumId w:val="8"/>
+    <w:abstractNumId w:val="10"/>
   </w:num>
   <w:num w:numId="25" w16cid:durableId="1422750786">
-    <w:abstractNumId w:val="8"/>
+    <w:abstractNumId w:val="10"/>
   </w:num>
   <w:num w:numId="26" w16cid:durableId="1606422395">
-    <w:abstractNumId w:val="8"/>
+    <w:abstractNumId w:val="10"/>
   </w:num>
   <w:num w:numId="27" w16cid:durableId="1490366006">
-    <w:abstractNumId w:val="8"/>
+    <w:abstractNumId w:val="10"/>
   </w:num>
   <w:num w:numId="28" w16cid:durableId="1813056367">
-    <w:abstractNumId w:val="8"/>
+    <w:abstractNumId w:val="10"/>
   </w:num>
   <w:num w:numId="29" w16cid:durableId="1338994483">
     <w:abstractNumId w:val="5"/>
@@ -6611,6 +7180,12 @@
   </w:num>
   <w:num w:numId="31" w16cid:durableId="228156074">
     <w:abstractNumId w:val="2"/>
+  </w:num>
+  <w:num w:numId="32" w16cid:durableId="1752434628">
+    <w:abstractNumId w:val="7"/>
+  </w:num>
+  <w:num w:numId="33" w16cid:durableId="651103400">
+    <w:abstractNumId w:val="9"/>
   </w:num>
 </w:numbering>
 </file>
@@ -7121,6 +7696,7 @@
   <w:style w:type="character" w:default="1" w:styleId="DefaultParagraphFont">
     <w:name w:val="Default Paragraph Font"/>
     <w:uiPriority w:val="1"/>
+    <w:semiHidden/>
     <w:unhideWhenUsed/>
   </w:style>
   <w:style w:type="table" w:default="1" w:styleId="TableNormal">
@@ -7992,6 +8568,20 @@
       <w:shd w:val="clear" w:color="auto" w:fill="E1DFDD"/>
     </w:rPr>
   </w:style>
+  <w:style w:type="paragraph" w:styleId="NormalWeb">
+    <w:name w:val="Normal (Web)"/>
+    <w:basedOn w:val="Normal"/>
+    <w:uiPriority w:val="99"/>
+    <w:unhideWhenUsed/>
+    <w:rsid w:val="00EF0080"/>
+    <w:pPr>
+      <w:spacing w:before="100" w:beforeAutospacing="1" w:after="100" w:afterAutospacing="1"/>
+    </w:pPr>
+    <w:rPr>
+      <w:rFonts w:ascii="Times New Roman" w:eastAsia="Times New Roman" w:hAnsi="Times New Roman" w:cs="Times New Roman"/>
+      <w:szCs w:val="24"/>
+    </w:rPr>
+  </w:style>
 </w:styles>
 </file>
 
